--- a/exams/exams-info-mails-2026.docx
+++ b/exams/exams-info-mails-2026.docx
@@ -721,9 +721,10 @@
     <w:basedOn w:val="Normal"/>
     <w:next w:val="BodyText"/>
     <w:link w:val="Heading1Char"/>
-    <w:uiPriority w:val="9"/>
-    <w:qFormat/>
-    <w:rsid w:val="00A10FD9"/>
+    <w:autoRedefine/>
+    <w:uiPriority w:val="9"/>
+    <w:qFormat/>
+    <w:rsid w:val="004710F1"/>
     <w:pPr>
       <w:keepNext/>
       <w:keepLines/>
@@ -732,7 +733,7 @@
     </w:pPr>
     <w:rPr>
       <w:rFonts w:asciiTheme="majorHAnsi" w:cstheme="majorBidi" w:eastAsiaTheme="majorEastAsia" w:hAnsiTheme="majorHAnsi"/>
-      <w:color w:themeColor="accent1" w:themeShade="BF" w:val="0F4761"/>
+      <w:color w:themeColor="text1" w:val="000000"/>
       <w:sz w:val="40"/>
       <w:szCs w:val="40"/>
     </w:rPr>
@@ -746,7 +747,7 @@
     <w:semiHidden/>
     <w:unhideWhenUsed/>
     <w:qFormat/>
-    <w:rsid w:val="00A10FD9"/>
+    <w:rsid w:val="004710F1"/>
     <w:pPr>
       <w:keepNext/>
       <w:keepLines/>
@@ -755,7 +756,7 @@
     </w:pPr>
     <w:rPr>
       <w:rFonts w:asciiTheme="majorHAnsi" w:cstheme="majorBidi" w:eastAsiaTheme="majorEastAsia" w:hAnsiTheme="majorHAnsi"/>
-      <w:color w:themeColor="accent1" w:themeShade="BF" w:val="0F4761"/>
+      <w:color w:themeColor="text1" w:val="000000"/>
       <w:sz w:val="32"/>
       <w:szCs w:val="32"/>
     </w:rPr>
@@ -769,7 +770,7 @@
     <w:semiHidden/>
     <w:unhideWhenUsed/>
     <w:qFormat/>
-    <w:rsid w:val="00A10FD9"/>
+    <w:rsid w:val="004710F1"/>
     <w:pPr>
       <w:keepNext/>
       <w:keepLines/>
@@ -778,7 +779,7 @@
     </w:pPr>
     <w:rPr>
       <w:rFonts w:cstheme="majorBidi" w:eastAsiaTheme="majorEastAsia"/>
-      <w:color w:themeColor="accent1" w:themeShade="BF" w:val="0F4761"/>
+      <w:color w:themeColor="text1" w:val="000000"/>
       <w:sz w:val="28"/>
       <w:szCs w:val="28"/>
     </w:rPr>
@@ -792,7 +793,7 @@
     <w:semiHidden/>
     <w:unhideWhenUsed/>
     <w:qFormat/>
-    <w:rsid w:val="00A10FD9"/>
+    <w:rsid w:val="004710F1"/>
     <w:pPr>
       <w:keepNext/>
       <w:keepLines/>
@@ -803,7 +804,7 @@
       <w:rFonts w:cstheme="majorBidi" w:eastAsiaTheme="majorEastAsia"/>
       <w:i/>
       <w:iCs/>
-      <w:color w:themeColor="accent1" w:themeShade="BF" w:val="0F4761"/>
+      <w:color w:themeColor="text1" w:val="000000"/>
     </w:rPr>
   </w:style>
   <w:style w:styleId="Heading5" w:type="paragraph">
@@ -815,7 +816,7 @@
     <w:semiHidden/>
     <w:unhideWhenUsed/>
     <w:qFormat/>
-    <w:rsid w:val="00A10FD9"/>
+    <w:rsid w:val="004710F1"/>
     <w:pPr>
       <w:keepNext/>
       <w:keepLines/>
@@ -824,7 +825,7 @@
     </w:pPr>
     <w:rPr>
       <w:rFonts w:cstheme="majorBidi" w:eastAsiaTheme="majorEastAsia"/>
-      <w:color w:themeColor="accent1" w:themeShade="BF" w:val="0F4761"/>
+      <w:color w:themeColor="text1" w:val="000000"/>
     </w:rPr>
   </w:style>
   <w:style w:styleId="Heading6" w:type="paragraph">
@@ -1098,10 +1099,10 @@
     <w:basedOn w:val="DefaultParagraphFont"/>
     <w:link w:val="Heading1"/>
     <w:uiPriority w:val="9"/>
-    <w:rsid w:val="00A10FD9"/>
+    <w:rsid w:val="004710F1"/>
     <w:rPr>
       <w:rFonts w:asciiTheme="majorHAnsi" w:cstheme="majorBidi" w:eastAsiaTheme="majorEastAsia" w:hAnsiTheme="majorHAnsi"/>
-      <w:color w:themeColor="accent1" w:themeShade="BF" w:val="0F4761"/>
+      <w:color w:themeColor="text1" w:val="000000"/>
       <w:sz w:val="40"/>
       <w:szCs w:val="40"/>
     </w:rPr>
@@ -1112,10 +1113,10 @@
     <w:link w:val="Heading2"/>
     <w:uiPriority w:val="9"/>
     <w:semiHidden/>
-    <w:rsid w:val="00A10FD9"/>
+    <w:rsid w:val="004710F1"/>
     <w:rPr>
       <w:rFonts w:asciiTheme="majorHAnsi" w:cstheme="majorBidi" w:eastAsiaTheme="majorEastAsia" w:hAnsiTheme="majorHAnsi"/>
-      <w:color w:themeColor="accent1" w:themeShade="BF" w:val="0F4761"/>
+      <w:color w:themeColor="text1" w:val="000000"/>
       <w:sz w:val="32"/>
       <w:szCs w:val="32"/>
     </w:rPr>
@@ -1126,10 +1127,10 @@
     <w:link w:val="Heading3"/>
     <w:uiPriority w:val="9"/>
     <w:semiHidden/>
-    <w:rsid w:val="00A10FD9"/>
+    <w:rsid w:val="004710F1"/>
     <w:rPr>
       <w:rFonts w:cstheme="majorBidi" w:eastAsiaTheme="majorEastAsia"/>
-      <w:color w:themeColor="accent1" w:themeShade="BF" w:val="0F4761"/>
+      <w:color w:themeColor="text1" w:val="000000"/>
       <w:sz w:val="28"/>
       <w:szCs w:val="28"/>
     </w:rPr>
@@ -1140,12 +1141,12 @@
     <w:link w:val="Heading4"/>
     <w:uiPriority w:val="9"/>
     <w:semiHidden/>
-    <w:rsid w:val="00A10FD9"/>
+    <w:rsid w:val="004710F1"/>
     <w:rPr>
       <w:rFonts w:cstheme="majorBidi" w:eastAsiaTheme="majorEastAsia"/>
       <w:i/>
       <w:iCs/>
-      <w:color w:themeColor="accent1" w:themeShade="BF" w:val="0F4761"/>
+      <w:color w:themeColor="text1" w:val="000000"/>
     </w:rPr>
   </w:style>
   <w:style w:customStyle="1" w:styleId="Heading5Char" w:type="character">
@@ -1154,10 +1155,10 @@
     <w:link w:val="Heading5"/>
     <w:uiPriority w:val="9"/>
     <w:semiHidden/>
-    <w:rsid w:val="00A10FD9"/>
+    <w:rsid w:val="004710F1"/>
     <w:rPr>
       <w:rFonts w:cstheme="majorBidi" w:eastAsiaTheme="majorEastAsia"/>
-      <w:color w:themeColor="accent1" w:themeShade="BF" w:val="0F4761"/>
+      <w:color w:themeColor="text1" w:val="000000"/>
     </w:rPr>
   </w:style>
   <w:style w:customStyle="1" w:styleId="Heading6Char" w:type="character">
